--- a/thomas_cv.docx
+++ b/thomas_cv.docx
@@ -832,12 +832,23 @@
     <w:p>
       <w:pPr>
         <w:pStyle w:val="Heading2"/>
+        <w:tabs>
+          <w:tab w:val="clear" w:pos="9360"/>
+          <w:tab w:val="left" w:pos="2640"/>
+        </w:tabs>
         <w:spacing w:before="0" w:after="0"/>
         <w:rPr>
           <w:b w:val="0"/>
           <w:bCs/>
         </w:rPr>
       </w:pPr>
+      <w:r>
+        <w:rPr>
+          <w:b w:val="0"/>
+          <w:bCs/>
+        </w:rPr>
+        <w:tab/>
+      </w:r>
     </w:p>
     <w:p>
       <w:pPr>
@@ -31726,7 +31737,7 @@
     <w:rsid w:val="005550EB"/>
     <w:rsid w:val="005A06DA"/>
     <w:rsid w:val="005C7CFF"/>
-    <w:rsid w:val="00683ABE"/>
+    <w:rsid w:val="006407FF"/>
     <w:rsid w:val="007252E5"/>
     <w:rsid w:val="007B17CD"/>
     <w:rsid w:val="007F1BF3"/>

--- a/thomas_cv.docx
+++ b/thomas_cv.docx
@@ -4900,7 +4900,7 @@
       <w:rPr>
         <w:noProof/>
       </w:rPr>
-      <w:t>February 19, 2026</w:t>
+      <w:t>March 31, 2026</w:t>
     </w:r>
     <w:r>
       <w:fldChar w:fldCharType="end"/>
@@ -4983,7 +4983,7 @@
       <w:rPr>
         <w:noProof/>
       </w:rPr>
-      <w:t>February 19, 2026</w:t>
+      <w:t>March 31, 2026</w:t>
     </w:r>
     <w:r>
       <w:fldChar w:fldCharType="end"/>
@@ -31730,6 +31730,7 @@
     <w:rsid w:val="003F7C4F"/>
     <w:rsid w:val="00437FE3"/>
     <w:rsid w:val="00443BA0"/>
+    <w:rsid w:val="0047245B"/>
     <w:rsid w:val="00494F5A"/>
     <w:rsid w:val="004A306E"/>
     <w:rsid w:val="004B6909"/>
@@ -31752,6 +31753,7 @@
     <w:rsid w:val="00AF5294"/>
     <w:rsid w:val="00AF6836"/>
     <w:rsid w:val="00B6714B"/>
+    <w:rsid w:val="00B914C7"/>
     <w:rsid w:val="00BD5C00"/>
     <w:rsid w:val="00BE5A28"/>
     <w:rsid w:val="00CB2CEE"/>
@@ -32808,6 +32810,15 @@
 </file>
 
 <file path=customXml/item2.xml><?xml version="1.0" encoding="utf-8"?>
+<?mso-contentType ?>
+<FormTemplates xmlns="http://schemas.microsoft.com/sharepoint/v3/contenttype/forms">
+  <Display>DocumentLibraryForm</Display>
+  <Edit>DocumentLibraryForm</Edit>
+  <New>DocumentLibraryForm</New>
+</FormTemplates>
+</file>
+
+<file path=customXml/item3.xml><?xml version="1.0" encoding="utf-8"?>
 <p:properties xmlns:p="http://schemas.microsoft.com/office/2006/metadata/properties" xmlns:xsi="http://www.w3.org/2001/XMLSchema-instance" xmlns:pc="http://schemas.microsoft.com/office/infopath/2007/PartnerControls">
   <documentManagement>
     <_ip_UnifiedCompliancePolicyUIAction xmlns="http://schemas.microsoft.com/sharepoint/v3" xsi:nil="true"/>
@@ -32825,15 +32836,6 @@
     <MediaServiceKeyPoints xmlns="71af3243-3dd4-4a8d-8c0d-dd76da1f02a5" xsi:nil="true"/>
   </documentManagement>
 </p:properties>
-</file>
-
-<file path=customXml/item3.xml><?xml version="1.0" encoding="utf-8"?>
-<?mso-contentType ?>
-<FormTemplates xmlns="http://schemas.microsoft.com/sharepoint/v3/contenttype/forms">
-  <Display>DocumentLibraryForm</Display>
-  <Edit>DocumentLibraryForm</Edit>
-  <New>DocumentLibraryForm</New>
-</FormTemplates>
 </file>
 
 <file path=customXml/itemProps1.xml><?xml version="1.0" encoding="utf-8"?>
@@ -32858,6 +32860,14 @@
 </file>
 
 <file path=customXml/itemProps2.xml><?xml version="1.0" encoding="utf-8"?>
+<ds:datastoreItem xmlns:ds="http://schemas.openxmlformats.org/officeDocument/2006/customXml" ds:itemID="{D3D0AF68-AC2E-4F8B-9602-D8083AE7A50C}">
+  <ds:schemaRefs>
+    <ds:schemaRef ds:uri="http://schemas.microsoft.com/sharepoint/v3/contenttype/forms"/>
+  </ds:schemaRefs>
+</ds:datastoreItem>
+</file>
+
+<file path=customXml/itemProps3.xml><?xml version="1.0" encoding="utf-8"?>
 <ds:datastoreItem xmlns:ds="http://schemas.openxmlformats.org/officeDocument/2006/customXml" ds:itemID="{80D0490C-BDB1-4A9A-A49C-25CBFE2C5597}">
   <ds:schemaRefs>
     <ds:schemaRef ds:uri="http://schemas.microsoft.com/office/2006/metadata/properties"/>
@@ -32869,14 +32879,6 @@
 </ds:datastoreItem>
 </file>
 
-<file path=customXml/itemProps3.xml><?xml version="1.0" encoding="utf-8"?>
-<ds:datastoreItem xmlns:ds="http://schemas.openxmlformats.org/officeDocument/2006/customXml" ds:itemID="{D3D0AF68-AC2E-4F8B-9602-D8083AE7A50C}">
-  <ds:schemaRefs>
-    <ds:schemaRef ds:uri="http://schemas.microsoft.com/sharepoint/v3/contenttype/forms"/>
-  </ds:schemaRefs>
-</ds:datastoreItem>
-</file>
-
 <file path=docMetadata/LabelInfo.xml><?xml version="1.0" encoding="utf-8"?>
 <clbl:labelList xmlns:clbl="http://schemas.microsoft.com/office/2020/mipLabelMetadata"/>
 </file>
--- a/thomas_cv.docx
+++ b/thomas_cv.docx
@@ -2317,7 +2317,15 @@
         <w:t xml:space="preserve"> </w:t>
       </w:r>
       <w:r>
-        <w:t xml:space="preserve">Greenberg, Tim Thomas, Paul La Farga, &amp; Farzad </w:t>
+        <w:t xml:space="preserve">Greenberg, Tim Thomas, Paul La </w:t>
+      </w:r>
+      <w:proofErr w:type="spellStart"/>
+      <w:r>
+        <w:t>Farga</w:t>
+      </w:r>
+      <w:proofErr w:type="spellEnd"/>
+      <w:r>
+        <w:t xml:space="preserve">, &amp; Farzad </w:t>
       </w:r>
       <w:proofErr w:type="spellStart"/>
       <w:r>
@@ -4900,7 +4908,7 @@
       <w:rPr>
         <w:noProof/>
       </w:rPr>
-      <w:t>March 31, 2026</w:t>
+      <w:t>April 1, 2026</w:t>
     </w:r>
     <w:r>
       <w:fldChar w:fldCharType="end"/>
@@ -4983,7 +4991,7 @@
       <w:rPr>
         <w:noProof/>
       </w:rPr>
-      <w:t>March 31, 2026</w:t>
+      <w:t>April 1, 2026</w:t>
     </w:r>
     <w:r>
       <w:fldChar w:fldCharType="end"/>
@@ -31745,6 +31753,8 @@
     <w:rsid w:val="00805CC2"/>
     <w:rsid w:val="00806284"/>
     <w:rsid w:val="0088273D"/>
+    <w:rsid w:val="008A540F"/>
+    <w:rsid w:val="008E2704"/>
     <w:rsid w:val="009151D0"/>
     <w:rsid w:val="009221D1"/>
     <w:rsid w:val="0097715B"/>
@@ -32510,6 +32520,15 @@
 </file>
 
 <file path=customXml/item1.xml><?xml version="1.0" encoding="utf-8"?>
+<?mso-contentType ?>
+<FormTemplates xmlns="http://schemas.microsoft.com/sharepoint/v3/contenttype/forms">
+  <Display>DocumentLibraryForm</Display>
+  <Edit>DocumentLibraryForm</Edit>
+  <New>DocumentLibraryForm</New>
+</FormTemplates>
+</file>
+
+<file path=customXml/item2.xml><?xml version="1.0" encoding="utf-8"?>
 <ct:contentTypeSchema xmlns:ct="http://schemas.microsoft.com/office/2006/metadata/contentType" xmlns:ma="http://schemas.microsoft.com/office/2006/metadata/properties/metaAttributes" ct:_="" ma:_="" ma:contentTypeName="Document" ma:contentTypeID="0x01010079F111ED35F8CC479449609E8A0923A6" ma:contentTypeVersion="26" ma:contentTypeDescription="Create a new document." ma:contentTypeScope="" ma:versionID="ac37c1753acd5e330d2062ccec26ea66">
   <xsd:schema xmlns:xsd="http://www.w3.org/2001/XMLSchema" xmlns:xs="http://www.w3.org/2001/XMLSchema" xmlns:p="http://schemas.microsoft.com/office/2006/metadata/properties" xmlns:ns1="http://schemas.microsoft.com/sharepoint/v3" xmlns:ns2="71af3243-3dd4-4a8d-8c0d-dd76da1f02a5" xmlns:ns3="16c05727-aa75-4e4a-9b5f-8a80a1165891" xmlns:ns4="230e9df3-be65-4c73-a93b-d1236ebd677e" targetNamespace="http://schemas.microsoft.com/office/2006/metadata/properties" ma:root="true" ma:fieldsID="3b340c7101c92c5120abd06486f94548" ns1:_="" ns2:_="" ns3:_="" ns4:_="">
     <xsd:import namespace="http://schemas.microsoft.com/sharepoint/v3"/>
@@ -32809,15 +32828,6 @@
 </ct:contentTypeSchema>
 </file>
 
-<file path=customXml/item2.xml><?xml version="1.0" encoding="utf-8"?>
-<?mso-contentType ?>
-<FormTemplates xmlns="http://schemas.microsoft.com/sharepoint/v3/contenttype/forms">
-  <Display>DocumentLibraryForm</Display>
-  <Edit>DocumentLibraryForm</Edit>
-  <New>DocumentLibraryForm</New>
-</FormTemplates>
-</file>
-
 <file path=customXml/item3.xml><?xml version="1.0" encoding="utf-8"?>
 <p:properties xmlns:p="http://schemas.microsoft.com/office/2006/metadata/properties" xmlns:xsi="http://www.w3.org/2001/XMLSchema-instance" xmlns:pc="http://schemas.microsoft.com/office/infopath/2007/PartnerControls">
   <documentManagement>
@@ -32839,6 +32849,14 @@
 </file>
 
 <file path=customXml/itemProps1.xml><?xml version="1.0" encoding="utf-8"?>
+<ds:datastoreItem xmlns:ds="http://schemas.openxmlformats.org/officeDocument/2006/customXml" ds:itemID="{D3D0AF68-AC2E-4F8B-9602-D8083AE7A50C}">
+  <ds:schemaRefs>
+    <ds:schemaRef ds:uri="http://schemas.microsoft.com/sharepoint/v3/contenttype/forms"/>
+  </ds:schemaRefs>
+</ds:datastoreItem>
+</file>
+
+<file path=customXml/itemProps2.xml><?xml version="1.0" encoding="utf-8"?>
 <ds:datastoreItem xmlns:ds="http://schemas.openxmlformats.org/officeDocument/2006/customXml" ds:itemID="{B0570184-621B-494D-88AC-1C0C84E908FF}">
   <ds:schemaRefs>
     <ds:schemaRef ds:uri="http://schemas.microsoft.com/office/2006/metadata/contentType"/>
@@ -32859,14 +32877,6 @@
 </ds:datastoreItem>
 </file>
 
-<file path=customXml/itemProps2.xml><?xml version="1.0" encoding="utf-8"?>
-<ds:datastoreItem xmlns:ds="http://schemas.openxmlformats.org/officeDocument/2006/customXml" ds:itemID="{D3D0AF68-AC2E-4F8B-9602-D8083AE7A50C}">
-  <ds:schemaRefs>
-    <ds:schemaRef ds:uri="http://schemas.microsoft.com/sharepoint/v3/contenttype/forms"/>
-  </ds:schemaRefs>
-</ds:datastoreItem>
-</file>
-
 <file path=customXml/itemProps3.xml><?xml version="1.0" encoding="utf-8"?>
 <ds:datastoreItem xmlns:ds="http://schemas.openxmlformats.org/officeDocument/2006/customXml" ds:itemID="{80D0490C-BDB1-4A9A-A49C-25CBFE2C5597}">
   <ds:schemaRefs>

--- a/thomas_cv.docx
+++ b/thomas_cv.docx
@@ -2317,15 +2317,7 @@
         <w:t xml:space="preserve"> </w:t>
       </w:r>
       <w:r>
-        <w:t xml:space="preserve">Greenberg, Tim Thomas, Paul La </w:t>
-      </w:r>
-      <w:proofErr w:type="spellStart"/>
-      <w:r>
-        <w:t>Farga</w:t>
-      </w:r>
-      <w:proofErr w:type="spellEnd"/>
-      <w:r>
-        <w:t xml:space="preserve">, &amp; Farzad </w:t>
+        <w:t xml:space="preserve">Greenberg, Tim Thomas, Paul La Farga, &amp; Farzad </w:t>
       </w:r>
       <w:proofErr w:type="spellStart"/>
       <w:r>
@@ -3741,6 +3733,56 @@
             </w:pict>
           </mc:Fallback>
         </mc:AlternateContent>
+      </w:r>
+    </w:p>
+    <w:p>
+      <w:pPr>
+        <w:pStyle w:val="Heading2"/>
+        <w:spacing w:before="0" w:after="0"/>
+        <w:rPr>
+          <w:b w:val="0"/>
+          <w:bCs/>
+        </w:rPr>
+      </w:pPr>
+      <w:r>
+        <w:rPr>
+          <w:b w:val="0"/>
+          <w:bCs/>
+        </w:rPr>
+        <w:t>2026 San Mateo Displacement Analysis</w:t>
+      </w:r>
+      <w:r>
+        <w:rPr>
+          <w:b w:val="0"/>
+          <w:bCs/>
+        </w:rPr>
+        <w:tab/>
+        <w:t>$60,000</w:t>
+      </w:r>
+    </w:p>
+    <w:p>
+      <w:pPr>
+        <w:pStyle w:val="Heading2"/>
+        <w:spacing w:before="0" w:after="0"/>
+        <w:rPr>
+          <w:b w:val="0"/>
+          <w:bCs/>
+        </w:rPr>
+      </w:pPr>
+      <w:r>
+        <w:rPr>
+          <w:b w:val="0"/>
+          <w:bCs/>
+        </w:rPr>
+        <w:t>2026 PDA LEAD Evaluation</w:t>
+      </w:r>
+      <w:r>
+        <w:rPr>
+          <w:b w:val="0"/>
+          <w:bCs/>
+        </w:rPr>
+        <w:tab/>
+        <w:t>$28,000</w:t>
       </w:r>
     </w:p>
     <w:p>
@@ -4152,6 +4194,30 @@
         </w:numPr>
       </w:pPr>
       <w:r>
+        <w:t>Researcher | LEAD Cohort evaluation | Seattle, WA | 2026</w:t>
+      </w:r>
+    </w:p>
+    <w:p>
+      <w:pPr>
+        <w:pStyle w:val="ListBullet"/>
+        <w:numPr>
+          <w:ilvl w:val="0"/>
+          <w:numId w:val="0"/>
+        </w:numPr>
+      </w:pPr>
+      <w:r>
+        <w:t>Researcher | Eviction Data Infrastructure | Marin County, CA | 2025 – 2026</w:t>
+      </w:r>
+    </w:p>
+    <w:p>
+      <w:pPr>
+        <w:pStyle w:val="ListBullet"/>
+        <w:numPr>
+          <w:ilvl w:val="0"/>
+          <w:numId w:val="0"/>
+        </w:numPr>
+      </w:pPr>
+      <w:r>
         <w:t>Researcher | Eviction Prediction | San Francisco, CA | 2025 – 2026</w:t>
       </w:r>
     </w:p>
@@ -4514,6 +4580,7 @@
         </w:numPr>
       </w:pPr>
       <w:r>
+        <w:lastRenderedPageBreak/>
         <w:t xml:space="preserve">Mapping Mobility Patterns of Seattle &amp; King County Public Housing Residents 2004 – 2016 | </w:t>
       </w:r>
       <w:r>
@@ -4559,7 +4626,6 @@
         </w:numPr>
       </w:pPr>
       <w:r>
-        <w:lastRenderedPageBreak/>
         <w:t xml:space="preserve">Introduction to GIS for Health Researchers (online course) | </w:t>
       </w:r>
       <w:r>
@@ -4908,7 +4974,7 @@
       <w:rPr>
         <w:noProof/>
       </w:rPr>
-      <w:t>April 1, 2026</w:t>
+      <w:t>May 14, 2026</w:t>
     </w:r>
     <w:r>
       <w:fldChar w:fldCharType="end"/>
@@ -4991,7 +5057,7 @@
       <w:rPr>
         <w:noProof/>
       </w:rPr>
-      <w:t>April 1, 2026</w:t>
+      <w:t>May 14, 2026</w:t>
     </w:r>
     <w:r>
       <w:fldChar w:fldCharType="end"/>
@@ -31621,7 +31687,7 @@
     <w:charset w:val="00"/>
     <w:family w:val="modern"/>
     <w:pitch w:val="fixed"/>
-    <w:sig w:usb0="E0002EFF" w:usb1="C0007843" w:usb2="00000009" w:usb3="00000000" w:csb0="000001FF" w:csb1="00000000"/>
+    <w:sig w:usb0="E0002AFF" w:usb1="C0007843" w:usb2="00000009" w:usb3="00000000" w:csb0="000001FF" w:csb1="00000000"/>
   </w:font>
   <w:font w:name="Wingdings">
     <w:panose1 w:val="05000000000000000000"/>
@@ -31678,7 +31744,7 @@
     <w:charset w:val="00"/>
     <w:family w:val="modern"/>
     <w:pitch w:val="fixed"/>
-    <w:sig w:usb0="E10006FF" w:usb1="4000FCFF" w:usb2="00000009" w:usb3="00000000" w:csb0="0000019F" w:csb1="00000000"/>
+    <w:sig w:usb0="E10002FF" w:usb1="4000FCFF" w:usb2="00000009" w:usb3="00000000" w:csb0="0000019F" w:csb1="00000000"/>
   </w:font>
   <w:font w:name="Cambria Math">
     <w:panose1 w:val="02040503050406030204"/>
@@ -31747,6 +31813,7 @@
     <w:rsid w:val="005A06DA"/>
     <w:rsid w:val="005C7CFF"/>
     <w:rsid w:val="006407FF"/>
+    <w:rsid w:val="006A7B63"/>
     <w:rsid w:val="007252E5"/>
     <w:rsid w:val="007B17CD"/>
     <w:rsid w:val="007F1BF3"/>
@@ -31766,6 +31833,7 @@
     <w:rsid w:val="00B914C7"/>
     <w:rsid w:val="00BD5C00"/>
     <w:rsid w:val="00BE5A28"/>
+    <w:rsid w:val="00C03C44"/>
     <w:rsid w:val="00CB2CEE"/>
     <w:rsid w:val="00D05506"/>
     <w:rsid w:val="00DD7B8B"/>
@@ -32520,15 +32588,6 @@
 </file>
 
 <file path=customXml/item1.xml><?xml version="1.0" encoding="utf-8"?>
-<?mso-contentType ?>
-<FormTemplates xmlns="http://schemas.microsoft.com/sharepoint/v3/contenttype/forms">
-  <Display>DocumentLibraryForm</Display>
-  <Edit>DocumentLibraryForm</Edit>
-  <New>DocumentLibraryForm</New>
-</FormTemplates>
-</file>
-
-<file path=customXml/item2.xml><?xml version="1.0" encoding="utf-8"?>
 <ct:contentTypeSchema xmlns:ct="http://schemas.microsoft.com/office/2006/metadata/contentType" xmlns:ma="http://schemas.microsoft.com/office/2006/metadata/properties/metaAttributes" ct:_="" ma:_="" ma:contentTypeName="Document" ma:contentTypeID="0x01010079F111ED35F8CC479449609E8A0923A6" ma:contentTypeVersion="26" ma:contentTypeDescription="Create a new document." ma:contentTypeScope="" ma:versionID="ac37c1753acd5e330d2062ccec26ea66">
   <xsd:schema xmlns:xsd="http://www.w3.org/2001/XMLSchema" xmlns:xs="http://www.w3.org/2001/XMLSchema" xmlns:p="http://schemas.microsoft.com/office/2006/metadata/properties" xmlns:ns1="http://schemas.microsoft.com/sharepoint/v3" xmlns:ns2="71af3243-3dd4-4a8d-8c0d-dd76da1f02a5" xmlns:ns3="16c05727-aa75-4e4a-9b5f-8a80a1165891" xmlns:ns4="230e9df3-be65-4c73-a93b-d1236ebd677e" targetNamespace="http://schemas.microsoft.com/office/2006/metadata/properties" ma:root="true" ma:fieldsID="3b340c7101c92c5120abd06486f94548" ns1:_="" ns2:_="" ns3:_="" ns4:_="">
     <xsd:import namespace="http://schemas.microsoft.com/sharepoint/v3"/>
@@ -32828,6 +32887,15 @@
 </ct:contentTypeSchema>
 </file>
 
+<file path=customXml/item2.xml><?xml version="1.0" encoding="utf-8"?>
+<?mso-contentType ?>
+<FormTemplates xmlns="http://schemas.microsoft.com/sharepoint/v3/contenttype/forms">
+  <Display>DocumentLibraryForm</Display>
+  <Edit>DocumentLibraryForm</Edit>
+  <New>DocumentLibraryForm</New>
+</FormTemplates>
+</file>
+
 <file path=customXml/item3.xml><?xml version="1.0" encoding="utf-8"?>
 <p:properties xmlns:p="http://schemas.microsoft.com/office/2006/metadata/properties" xmlns:xsi="http://www.w3.org/2001/XMLSchema-instance" xmlns:pc="http://schemas.microsoft.com/office/infopath/2007/PartnerControls">
   <documentManagement>
@@ -32849,14 +32917,6 @@
 </file>
 
 <file path=customXml/itemProps1.xml><?xml version="1.0" encoding="utf-8"?>
-<ds:datastoreItem xmlns:ds="http://schemas.openxmlformats.org/officeDocument/2006/customXml" ds:itemID="{D3D0AF68-AC2E-4F8B-9602-D8083AE7A50C}">
-  <ds:schemaRefs>
-    <ds:schemaRef ds:uri="http://schemas.microsoft.com/sharepoint/v3/contenttype/forms"/>
-  </ds:schemaRefs>
-</ds:datastoreItem>
-</file>
-
-<file path=customXml/itemProps2.xml><?xml version="1.0" encoding="utf-8"?>
 <ds:datastoreItem xmlns:ds="http://schemas.openxmlformats.org/officeDocument/2006/customXml" ds:itemID="{B0570184-621B-494D-88AC-1C0C84E908FF}">
   <ds:schemaRefs>
     <ds:schemaRef ds:uri="http://schemas.microsoft.com/office/2006/metadata/contentType"/>
@@ -32877,6 +32937,14 @@
 </ds:datastoreItem>
 </file>
 
+<file path=customXml/itemProps2.xml><?xml version="1.0" encoding="utf-8"?>
+<ds:datastoreItem xmlns:ds="http://schemas.openxmlformats.org/officeDocument/2006/customXml" ds:itemID="{D3D0AF68-AC2E-4F8B-9602-D8083AE7A50C}">
+  <ds:schemaRefs>
+    <ds:schemaRef ds:uri="http://schemas.microsoft.com/sharepoint/v3/contenttype/forms"/>
+  </ds:schemaRefs>
+</ds:datastoreItem>
+</file>
+
 <file path=customXml/itemProps3.xml><?xml version="1.0" encoding="utf-8"?>
 <ds:datastoreItem xmlns:ds="http://schemas.openxmlformats.org/officeDocument/2006/customXml" ds:itemID="{80D0490C-BDB1-4A9A-A49C-25CBFE2C5597}">
   <ds:schemaRefs>

--- a/thomas_cv.docx
+++ b/thomas_cv.docx
@@ -31788,6 +31788,7 @@
     <w:rsidRoot w:val="00A25C69"/>
     <w:rsid w:val="000576A6"/>
     <w:rsid w:val="00093E89"/>
+    <w:rsid w:val="000C20A8"/>
     <w:rsid w:val="000D4111"/>
     <w:rsid w:val="000E152C"/>
     <w:rsid w:val="001A176F"/>
@@ -31813,7 +31814,6 @@
     <w:rsid w:val="005A06DA"/>
     <w:rsid w:val="005C7CFF"/>
     <w:rsid w:val="006407FF"/>
-    <w:rsid w:val="006A7B63"/>
     <w:rsid w:val="007252E5"/>
     <w:rsid w:val="007B17CD"/>
     <w:rsid w:val="007F1BF3"/>
